--- a/8-资源管理/流程制度规范类文件/SFKJ-ITSS-0804-运维服务服务知识管理制度.docx
+++ b/8-资源管理/流程制度规范类文件/SFKJ-ITSS-0804-运维服务服务知识管理制度.docx
@@ -10312,7 +10312,7 @@
                 <w:rFonts w:ascii="Arial" w:eastAsia="宋体"/>
                 <w:sz w:val="24"/>
               </w:rPr>
-              <w:t>金蝶云星空、哈哈哈哈哈哈系统等</w:t>
+              <w:t>金蝶云星空、000000000000系统等</w:t>
             </w:r>
           </w:p>
         </w:tc>
